--- a/resume/Connor_Readnour_Cover_Letter.docx
+++ b/resume/Connor_Readnour_Cover_Letter.docx
@@ -27,7 +27,13 @@
         <w:t xml:space="preserve"> over</w:t>
       </w:r>
       <w:r>
-        <w:t xml:space="preserve"> a decade of experience, I bring a diverse technical skill set and a commitment to ensuring high-quality software solutions. My background in </w:t>
+        <w:t xml:space="preserve"> a decade of experience, I bring a diverse technical skill set and a commitment to ensuring high</w:t>
+      </w:r>
+      <w:r>
+        <w:t xml:space="preserve"> </w:t>
+      </w:r>
+      <w:r>
+        <w:t xml:space="preserve">quality software solutions. My background in </w:t>
       </w:r>
       <w:r>
         <w:t xml:space="preserve">software </w:t>
@@ -39,7 +45,13 @@
         <w:t xml:space="preserve"> and </w:t>
       </w:r>
       <w:r>
-        <w:t>data analysis, coupled with my expertise in Salesforce Marketing Cloud, positions me as a strong candidate for this role.</w:t>
+        <w:t xml:space="preserve">data analysis, coupled with my expertise in </w:t>
+      </w:r>
+      <w:r>
+        <w:t xml:space="preserve">Advantage ERP, TestSavvy, and </w:t>
+      </w:r>
+      <w:r>
+        <w:t>Salesforce Marketing Cloud, positions me as a strong candidate for this role.</w:t>
       </w:r>
     </w:p>
     <w:p>
@@ -50,13 +62,67 @@
         <w:t xml:space="preserve"> most recent</w:t>
       </w:r>
       <w:r>
-        <w:t xml:space="preserve"> role as a Marketing QA Analyst III at Robert Half I designed and executed over 25,000 test cases for promotional emails, journeys, and automations, ensuring seamless functionality across all </w:t>
-      </w:r>
-      <w:r>
-        <w:t xml:space="preserve">email </w:t>
-      </w:r>
-      <w:r>
-        <w:t>campaign elements. My ability to validate complex workflows within Salesforce Marketing Cloud, develop structured test plans in qTest, and communicate effectively with stakeholders significantly contributed to the success of our marketing initiatives.</w:t>
+        <w:t xml:space="preserve"> role as a </w:t>
+      </w:r>
+      <w:r>
+        <w:t>Test Analyst</w:t>
+      </w:r>
+      <w:r>
+        <w:t xml:space="preserve"> </w:t>
+      </w:r>
+      <w:r>
+        <w:t>at Stanfield Systems</w:t>
+      </w:r>
+      <w:r>
+        <w:t xml:space="preserve"> I designed and executed </w:t>
+      </w:r>
+      <w:r>
+        <w:t>manual</w:t>
+      </w:r>
+      <w:r>
+        <w:t xml:space="preserve"> test cases</w:t>
+      </w:r>
+      <w:r>
+        <w:t xml:space="preserve"> and scripts</w:t>
+      </w:r>
+      <w:r>
+        <w:t xml:space="preserve"> for </w:t>
+      </w:r>
+      <w:r>
+        <w:t xml:space="preserve">HR modules in Advantage ERP using the IBM Engineering Lifecycle Management tool. </w:t>
+      </w:r>
+      <w:r>
+        <w:t xml:space="preserve">My ability to validate complex workflows within </w:t>
+      </w:r>
+      <w:r>
+        <w:t>Advantage</w:t>
+      </w:r>
+      <w:r>
+        <w:t xml:space="preserve">, develop </w:t>
+      </w:r>
+      <w:r>
+        <w:t xml:space="preserve">automated </w:t>
+      </w:r>
+      <w:r>
+        <w:t xml:space="preserve">test </w:t>
+      </w:r>
+      <w:r>
+        <w:t xml:space="preserve">cases </w:t>
+      </w:r>
+      <w:r>
+        <w:t xml:space="preserve">in </w:t>
+      </w:r>
+      <w:r>
+        <w:t>TestSavvy</w:t>
+      </w:r>
+      <w:r>
+        <w:t xml:space="preserve">, and communicate effectively with stakeholders significantly contributed to the success of our </w:t>
+      </w:r>
+      <w:r>
+        <w:t>testing</w:t>
+      </w:r>
+      <w:r>
+        <w:t xml:space="preserve"> initiatives.</w:t>
       </w:r>
     </w:p>
     <w:p>
